--- a/일본판/2부/2부_2화_개별_화해의_유혹.docx
+++ b/일본판/2부/2부_2화_개별_화해의_유혹.docx
@@ -115,7 +115,7 @@
           <w:i w:val="0"/>
           <w:sz w:val="22"/>
         </w:rPr>
-        <w:t>今朝までに原告さんから十一件、問い合わせが来ました。「これ、うちにも来たけど、どうしたらいいんだ」って。</w:t>
+        <w:t>今朝までに原告さんから十一件、問い合わせが来ました。「これうちにも来たけど、どうしたらいいんだ」って。</w:t>
       </w:r>
     </w:p>
     <w:p>
@@ -276,7 +276,7 @@
           <w:i w:val="0"/>
           <w:sz w:val="22"/>
         </w:rPr>
-        <w:t>本人宛てですから、法的には違反ではありません。ただ、大槻先生が、これを知らないはずがない。</w:t>
+        <w:t>本人宛てですから、法的には違反ではありません。ただ、大槻先生がこれを知らないはずがない。</w:t>
       </w:r>
     </w:p>
     <w:p>
@@ -429,7 +429,7 @@
           <w:i w:val="0"/>
           <w:sz w:val="22"/>
         </w:rPr>
-        <w:t>一度署名すれば、後から「やっぱり足りなかった」とは言えません。それと、秘密にする約束です。隣の人が受け取ったのか、受け取らなかったのか、それすら話せなくなります。</w:t>
+        <w:t>一度署名すれば、後から「やっぱり足りなかった」とは言えません。それと秘密にする約束です。隣の人が受け取ったのか、受け取らなかったのか、それすら話せなくなります。</w:t>
       </w:r>
     </w:p>
     <w:p>
@@ -462,7 +462,7 @@
           <w:i w:val="0"/>
           <w:sz w:val="22"/>
         </w:rPr>
-        <w:t>……それが、一番たちが悪えな。仲間が、誰が抜けたか分かんなくなる。</w:t>
+        <w:t>……それが、一番たちが悪えな。仲間が誰が抜けたか分かんなくなる。</w:t>
       </w:r>
     </w:p>
     <w:p>
@@ -485,7 +485,7 @@
           <w:i w:val="0"/>
           <w:sz w:val="22"/>
         </w:rPr>
-        <w:t>はい。ですから、今度の日曜に皆さんに集まってもらうのはどうでしょう。時間をかけて、全部、説明します。</w:t>
+        <w:t>はい。ですから今度の日曜に皆さんに集まってもらうのはどうでしょう。時間をかけて、全部、説明します。</w:t>
       </w:r>
     </w:p>
     <w:p>
@@ -508,7 +508,7 @@
           <w:i w:val="0"/>
           <w:sz w:val="22"/>
         </w:rPr>
-        <w:t>集会所、おらが押さえる。……先生。おら、人を責めたくねえんだ。ただ、四十年前の漁業補償んときも、同じことがあった。最初は一人。次が二人。気づいたら、浜が、歯の抜けたみてえになってた。</w:t>
+        <w:t>集会所、おらが押さえる。……先生。おら人を責めたくねえんだ。ただ、四十年前の漁業補償んときも、同じことがあった。最初は一人。次が二人。気づいたら、浜が歯の抜けたみてえになってた。</w:t>
       </w:r>
     </w:p>
     <w:p>
@@ -597,7 +597,7 @@
           <w:i w:val="0"/>
           <w:sz w:val="22"/>
         </w:rPr>
-        <w:t>炒りすぎ、でしたか。</w:t>
+        <w:t>炒りすぎでしたか。</w:t>
       </w:r>
     </w:p>
     <w:p>
@@ -696,7 +696,7 @@
           <w:i w:val="0"/>
           <w:sz w:val="22"/>
         </w:rPr>
-        <w:t>あら、大沼さん。どうぞ、散らかっておりますけど。</w:t>
+        <w:t>あら大沼さん。どうぞ、散らかっておりますけど。</w:t>
       </w:r>
     </w:p>
     <w:p>
@@ -867,7 +867,7 @@
           <w:i w:val="0"/>
           <w:sz w:val="22"/>
         </w:rPr>
-        <w:t>二百八十万円、だそうですね。先生、こういう話は早い方がいいんです。裁判が終わる頃には、ご高齢の方から、どうなることか。</w:t>
+        <w:t>二百八十万円、だそうですね。先生こういう話は早い方がいいんです。裁判が終わる頃には、ご高齢の方から、どうなることか。</w:t>
       </w:r>
     </w:p>
     <w:p>
@@ -1025,7 +1025,7 @@
           <w:i w:val="0"/>
           <w:sz w:val="22"/>
         </w:rPr>
-        <w:t>はるさん、法律事務所の先生はお若いし、結局、お金の話は先生方が一番儲かるのよ。ねえ。</w:t>
+        <w:t>はるさん法律事務所の先生はお若いし、結局、お金の話は先生方が一番儲かるのよ。ねえ。</w:t>
       </w:r>
     </w:p>
     <w:p>
@@ -1142,7 +1142,7 @@
           <w:i w:val="0"/>
           <w:sz w:val="22"/>
         </w:rPr>
-        <w:t>「花の色は 移りにけりな いたづらに わが身世にふる ながめせしまに」。小野小町。……あのころは、色恋の歌だと、あなたたちに教えました。でも、本当は違うのよ。</w:t>
+        <w:t>「花の色は 移りにけりな いたづらに わが身世にふる ながめせしまに」。小野小町。……あのころは、色恋の歌だと、あなたたちに教えました。でも本当は違うのよ。</w:t>
       </w:r>
     </w:p>
     <w:p>
@@ -1165,7 +1165,7 @@
           <w:i w:val="0"/>
           <w:sz w:val="22"/>
         </w:rPr>
-        <w:t>と、申しますと。</w:t>
+        <w:t>と申しますと。</w:t>
       </w:r>
     </w:p>
     <w:p>
@@ -1188,7 +1188,7 @@
           <w:i w:val="0"/>
           <w:sz w:val="22"/>
         </w:rPr>
-        <w:t>長い雨をぼんやり眺めているうちに、花の色が、あせてしまった。「ながめ」は長雨でもあるの。待っているうちに自分の身の上まで、色があせていく歌。……私は波戸の家を出て九年。その間に本棚の本は半分になって、主人は先に逝って、私はこの狭い部屋で毎日、窓を眺めている。(本を閉じる)十年かかる裁判を、待てるかしら。正直に言うと、分からないの。</w:t>
+        <w:t>長い雨をぼんやり眺めているうちに、花の色があせてしまった。「ながめ」は長雨でもあるの。待っているうちに自分の身の上まで、色があせていく歌。……私は波戸の家を出て九年。その間に本棚の本は半分になって、主人は先に逝って、私はこの狭い部屋で毎日、窓を眺めている。(本を閉じる)十年かかる裁判を、待てるかしら。正直に言うと、分からないの。</w:t>
       </w:r>
     </w:p>
     <w:p>
@@ -1234,7 +1234,7 @@
           <w:i w:val="0"/>
           <w:sz w:val="22"/>
         </w:rPr>
-        <w:t>ですから、今日はお返事はしません。ただ、お菓子はいただきます。「お力落としのないように」なんて、おっしゃらないでね。</w:t>
+        <w:t>ですから、今日はお返事はしません。ただお菓子はいただきます。「お力落としのないように」なんて、おっしゃらないでね。</w:t>
       </w:r>
     </w:p>
     <w:p>
@@ -1279,7 +1279,7 @@
           <w:color w:val="555555"/>
           <w:sz w:val="22"/>
         </w:rPr>
-        <w:t>(2月16日(日)、午後1時。汐見台団地の集会所。畳の間に折りたたみ椅子。原告と家族、およそ百人。石油ストーブが三台、窓が曇っている。前の机に遼、三浦、浜野。後ろの壁際に遠藤、大城、菅野。柚木が、いちばん後ろでノートを閉じたまま座っている。)</w:t>
+        <w:t>(2月16日(日)、午後1時。汐見台団地の集会所。畳の間に折りたたみ椅子。原告と家族、およそ百人。石油ストーブが三台、窓が曇っている。前の机に遼、三浦、浜野。後ろの壁際に遠藤、大城、菅野。柚木がいちばん後ろでノートを閉じたまま座っている。)</w:t>
       </w:r>
     </w:p>
     <w:p>
@@ -1302,7 +1302,7 @@
           <w:i w:val="0"/>
           <w:sz w:val="22"/>
         </w:rPr>
-        <w:t>ええ、あー……みんな、集まってくれて、ありがとうな。電力から手紙が来た人、手え挙げてくれ。</w:t>
+        <w:t>ええあー……みんな、集まってくれて、ありがとうな。電力から手紙が来た人、手え挙げてくれ。</w:t>
       </w:r>
     </w:p>
     <w:p>
@@ -1317,7 +1317,7 @@
           <w:color w:val="555555"/>
           <w:sz w:val="22"/>
         </w:rPr>
-        <w:t>(手が、ぱらぱらと、半分以上。)</w:t>
+        <w:t>(手がぱらぱらと、半分以上。)</w:t>
       </w:r>
     </w:p>
     <w:p>
@@ -1424,7 +1424,7 @@
           <w:i w:val="0"/>
           <w:sz w:val="22"/>
         </w:rPr>
-        <w:t>ひとつ、聞いていいか。もし、裁判に勝ったら、抜けた人の分は。</w:t>
+        <w:t>ひとつ聞いていいか。もし裁判に勝ったら、抜けた人の分は。</w:t>
       </w:r>
     </w:p>
     <w:p>
@@ -1485,7 +1485,7 @@
           <w:color w:val="555555"/>
           <w:sz w:val="22"/>
         </w:rPr>
-        <w:t>(室内が、少しざわつく。)</w:t>
+        <w:t>(室内が少しざわつく。)</w:t>
       </w:r>
     </w:p>
     <w:p>
@@ -1564,7 +1564,7 @@
           <w:i w:val="0"/>
           <w:sz w:val="22"/>
         </w:rPr>
-        <w:t>おれは八十五だ。判決まで生きてられっか分かんねえ。だから、おれは受け取る人を責めねえ。……ただ、一個だけ、聞かせてくれ、わけえ先生。</w:t>
+        <w:t>おれは八十五だ。判決まで生きてられっか分かんねえ。だからおれは受け取る人を責めねえ。……ただ、一個だけ、聞かせてくれ、わけえ先生。</w:t>
       </w:r>
     </w:p>
     <w:p>
@@ -1656,7 +1656,7 @@
           <w:i w:val="0"/>
           <w:sz w:val="22"/>
         </w:rPr>
-        <w:t>話せなくなる、か。(目を閉じて)四十年前におれたちの海を決めた人らも、同じ約束をさせた。「余計なことは、しゃべんな」ってな。</w:t>
+        <w:t>話せなくなる、か。(目を閉じて)四十年前におれたちの海を決めた人らも、同じ約束をさせた。「余計なことはしゃべんな」ってな。</w:t>
       </w:r>
     </w:p>
     <w:p>
@@ -1763,7 +1763,7 @@
           <w:i w:val="0"/>
           <w:sz w:val="22"/>
         </w:rPr>
-        <w:t>今日から、個別に相談を受けます。署名する前にぜひ、一度、事務所に書面を持ってきてください。署名しないでください、とは申しません。ただ、誰にも話せなくなる前に、一度だけ、話してください。</w:t>
+        <w:t>今日から個別に相談を受けます。署名する前にぜひ、一度、事務所に書面を持ってきてください。署名しないでください、とは申しません。ただ誰にも話せなくなる前に、一度だけ、話してください。</w:t>
       </w:r>
     </w:p>
     <w:p>
@@ -1778,7 +1778,7 @@
           <w:color w:val="555555"/>
           <w:sz w:val="22"/>
         </w:rPr>
-        <w:t>(室内が静まる。野島はるが、後ろの席から、ゆっくり手を挙げる。)</w:t>
+        <w:t>(室内が静まる。野島はるが後ろの席から、ゆっくり手を挙げる。)</w:t>
       </w:r>
     </w:p>
     <w:p>
@@ -1824,7 +1824,7 @@
           <w:i w:val="0"/>
           <w:sz w:val="22"/>
         </w:rPr>
-        <w:t>はい、野島さん。</w:t>
+        <w:t>はい野島さん。</w:t>
       </w:r>
     </w:p>
     <w:p>
@@ -1847,7 +1847,7 @@
           <w:i w:val="0"/>
           <w:sz w:val="22"/>
         </w:rPr>
-        <w:t>十年かかる、と、さっき近所の方に言われました。本当ですか。</w:t>
+        <w:t>十年かかる、とさっき近所の方に言われました。本当ですか。</w:t>
       </w:r>
     </w:p>
     <w:p>
@@ -1938,7 +1938,7 @@
           <w:color w:val="555555"/>
           <w:sz w:val="22"/>
         </w:rPr>
-        <w:t>(2月18日(火)、午後6時。汐見台団地の別の棟、二階の二DK。台所で和代が味噌汁の鍋に火を入れている。玄関のチャイムが鳴る。ドアスコープの向こうに、大沼、高畑、岩井。和代が、エプロンを外さずに、ドアを開ける。)</w:t>
+        <w:t>(2月18日(火)、午後6時。汐見台団地の別の棟、二階の二DK。台所で和代が味噌汁の鍋に火を入れている。玄関のチャイムが鳴る。ドアスコープの向こうに、大沼、高畑、岩井。和代がエプロンを外さずに、ドアを開ける。)</w:t>
       </w:r>
     </w:p>
     <w:p>
@@ -2114,7 +2114,7 @@
           <w:i w:val="0"/>
           <w:sz w:val="22"/>
         </w:rPr>
-        <w:t>和代さん、二百八十万円、ここはすごく大事よ。翔太くんだって、高専に進むんでしょう。お金はいくらあってもいいんだから。</w:t>
+        <w:t>和代さん二百八十万円、ここはすごく大事よ。翔太くんだって、高専に進むんでしょう。お金はいくらあってもいいんだから。</w:t>
       </w:r>
     </w:p>
     <w:p>
@@ -2147,7 +2147,7 @@
           <w:i w:val="0"/>
           <w:sz w:val="22"/>
         </w:rPr>
-        <w:t>……翔太のこと、どうして。</w:t>
+        <w:t>……翔太のことどうして。</w:t>
       </w:r>
     </w:p>
     <w:p>
@@ -2170,7 +2170,7 @@
           <w:i w:val="0"/>
           <w:sz w:val="22"/>
         </w:rPr>
-        <w:t>あら、団地中で評判よ。お父さんの跡を継ぐんだ、って。</w:t>
+        <w:t>あら団地中で評判よ。お父さんの跡を継ぐんだ、って。</w:t>
       </w:r>
     </w:p>
     <w:p>
@@ -2193,7 +2193,7 @@
           <w:i w:val="0"/>
           <w:sz w:val="22"/>
         </w:rPr>
-        <w:t>小松さんの場合、ご主人の件が、もう動いてるでしょう。訴訟を二つも抱えたら、先生方も大変だと思うんです。</w:t>
+        <w:t>小松さんの場合、ご主人の件がもう動いてるでしょう。訴訟を二つも抱えたら、先生方も大変だと思うんです。</w:t>
       </w:r>
     </w:p>
     <w:p>
@@ -2239,7 +2239,7 @@
           <w:i w:val="0"/>
           <w:sz w:val="22"/>
         </w:rPr>
-        <w:t>別ですな。……ただ、小松さん。今回の訴え、国を相手にしてますでしょう。国を相手にすれば、どんな顔をされるか。団地の中でも皆さん、言わないけれど、気にしていらっしゃる方は多い。私も立場上、守って差し上げられなくなる。</w:t>
+        <w:t>別ですな。……ただ小松さん。今回の訴え、国を相手にしてますでしょう。国を相手にすれば、どんな顔をされるか。団地の中でも皆さん、言わないけれど、気にしていらっしゃる方は多い。私も立場上、守って差し上げられなくなる。</w:t>
       </w:r>
     </w:p>
     <w:p>
@@ -2389,7 +2389,7 @@
           <w:i w:val="0"/>
           <w:sz w:val="22"/>
         </w:rPr>
-        <w:t>見舞い。……母さん、飯、先に食ってていい。おれ、ちょっと聞いてっから。</w:t>
+        <w:t>見舞い。……母さん、飯、先に食ってていい。おれちょっと聞いてっから。</w:t>
       </w:r>
     </w:p>
     <w:p>
@@ -2481,7 +2481,7 @@
           <w:i w:val="0"/>
           <w:sz w:val="22"/>
         </w:rPr>
-        <w:t>あんとき、母さんははんこ、押さなかった。おれが「押さねえ」って言ったんだ。そしたら、桐生先生が来て、おれ、はじめて、三百万円が怖えもんだって知った。</w:t>
+        <w:t>あんとき母さんははんこ、押さなかった。おれが「押さねえ」って言ったんだ。そしたら桐生先生が来て、おれ、はじめて、三百万円が怖えもんだって知った。</w:t>
       </w:r>
     </w:p>
     <w:p>
@@ -2611,7 +2611,7 @@
           <w:i w:val="0"/>
           <w:sz w:val="22"/>
         </w:rPr>
-        <w:t>考えました。去年の五月から、ずっと考えてました。健二さんはお金で書類にして、終わりにされそうになった。わたしたち、あの人の名前を、紙一枚で消さなかった。今度も同じ。……この町を、紙一枚で終わりにしたくない。</w:t>
+        <w:t>考えました。去年の五月から、ずっと考えてました。健二さんはお金で書類にして、終わりにされそうになった。わたしたち、あの人の名前を、紙一枚で消さなかった。今度も同じ。……この町を紙一枚で終わりにしたくない。</w:t>
       </w:r>
     </w:p>
     <w:p>
@@ -2634,7 +2634,7 @@
           <w:i w:val="0"/>
           <w:sz w:val="22"/>
         </w:rPr>
-        <w:t>和代さん、でも――</w:t>
+        <w:t>和代さんでも――</w:t>
       </w:r>
     </w:p>
     <w:p>
@@ -2657,7 +2657,7 @@
           <w:i w:val="0"/>
           <w:sz w:val="22"/>
         </w:rPr>
-        <w:t>岩井さん。お菓子、持って帰ってください。このうち、今夜は味噌汁の匂いしかしなくて、すみません。</w:t>
+        <w:t>岩井さん。お菓子、持って帰ってください。このうち今夜は味噌汁の匂いしかしなくて、すみません。</w:t>
       </w:r>
     </w:p>
     <w:p>
@@ -2672,7 +2672,7 @@
           <w:color w:val="555555"/>
           <w:sz w:val="22"/>
         </w:rPr>
-        <w:t>(大沼が、しばらく和代を見る。やがて、小さく息を吐いて立ち上がる。)</w:t>
+        <w:t>(大沼がしばらく和代を見る。やがて、小さく息を吐いて立ち上がる。)</w:t>
       </w:r>
     </w:p>
     <w:p>
@@ -2743,7 +2743,7 @@
           <w:color w:val="555555"/>
           <w:sz w:val="22"/>
         </w:rPr>
-        <w:t>(三人が出ていく。翔太が、ドアを閉め、鍵をかける。和代が、味噌汁の鍋をもう一度火にかける。)</w:t>
+        <w:t>(三人が出ていく。翔太がドアを閉め、鍵をかける。和代が、味噌汁の鍋をもう一度火にかける。)</w:t>
       </w:r>
     </w:p>
     <w:p>
@@ -2789,7 +2789,7 @@
           <w:i w:val="0"/>
           <w:sz w:val="22"/>
         </w:rPr>
-        <w:t>ううん。(椀を二つ並べる)お父さんが、いたら、同じこと言ったと思う。ほら、座って。冷めっから。</w:t>
+        <w:t>ううん。(椀を二つ並べる)お父さんがいたら、同じこと言ったと思う。ほら、座って。冷めっから。</w:t>
       </w:r>
     </w:p>
     <w:p>
@@ -2819,7 +2819,7 @@
           <w:color w:val="555555"/>
           <w:sz w:val="22"/>
         </w:rPr>
-        <w:t>(2月21日(金)、午後8時。「潮彩」の小上がり。カウンターには常連が二人。小上がりの卓に浜野、遠藤、大城、菅野、遼。鍋はおかみ特製の「どんこ汁」。ただし、誰も箸をつけていない。)</w:t>
+        <w:t>(2月21日(金)、午後8時。「潮彩」の小上がり。カウンターには常連が二人。小上がりの卓に浜野、遠藤、大城、菅野、遼。鍋はおかみ特製の「どんこ汁」。ただし誰も箸をつけていない。)</w:t>
       </w:r>
     </w:p>
     <w:p>
@@ -2842,7 +2842,7 @@
           <w:i w:val="0"/>
           <w:sz w:val="22"/>
         </w:rPr>
-        <w:t>はい、お待たせ。冷めないうちに食べなって言ってるのに、なんでみんな、鍋を睨んでんの。</w:t>
+        <w:t>はいお待たせ。冷めないうちに食べなって言ってるのに、なんでみんな、鍋を睨んでんの。</w:t>
       </w:r>
     </w:p>
     <w:p>
@@ -3059,7 +3059,7 @@
           <w:i w:val="0"/>
           <w:sz w:val="22"/>
         </w:rPr>
-        <w:t>じいちゃん、あんたはおらより、よっぽど悔しいはずだべ。おらたちが四十年前に漁業権を手放した、あのときと、同じだぞ。一人、また一人、判を押して、「悪かった」って、顔を伏せて。</w:t>
+        <w:t>じいちゃん、あんたはおらより、よっぽど悔しいはずだべ。おらたちが四十年前に漁業権を手放した、あのときと同じだぞ。一人また一人、判を押して、「悪かった」って顔を伏せて。</w:t>
       </w:r>
     </w:p>
     <w:p>
@@ -3153,7 +3153,7 @@
           <w:color w:val="555555"/>
           <w:sz w:val="22"/>
         </w:rPr>
-        <w:t>(大城が、小さく息をのむ。菅野が、箸を置く。)</w:t>
+        <w:t>(大城が小さく息をのむ。菅野が、箸を置く。)</w:t>
       </w:r>
     </w:p>
     <w:p>
@@ -3176,7 +3176,7 @@
           <w:i w:val="0"/>
           <w:sz w:val="22"/>
         </w:rPr>
-        <w:t>でもな、浜野。そのあと、親父さんはおれに一番先に網を貸してくれた。「殴った分、働いて返せ」って。……署名するやつを、責めるな。責める前にそいつが、いつ、どこで何に困ったのか、一回、聞いてやれ。</w:t>
+        <w:t>でもな、浜野。そのあと親父さんはおれに一番先に網を貸してくれた。「殴った分、働いて返せ」って。……署名するやつを、責めるな。責める前にそいつが、いつ、どこで何に困ったのか、一回、聞いてやれ。</w:t>
       </w:r>
     </w:p>
     <w:p>
@@ -3200,7 +3200,7 @@
           <w:color w:val="555555"/>
           <w:sz w:val="22"/>
         </w:rPr>
-        <w:t>(長く黙る。やがて、低く)</w:t>
+        <w:t>(長く黙る。やがて低く)</w:t>
       </w:r>
       <w:r>
         <w:rPr>
@@ -3255,7 +3255,7 @@
           <w:i w:val="0"/>
           <w:sz w:val="22"/>
         </w:rPr>
-        <w:t>あたしはひとつだけ言う。お金の話じゃなくて、順番の話だと思う。待った人が、先に損をしない順番。原告のみんな、いちばん待った人から、いちばん安く買われるんだよ、このやり方は。</w:t>
+        <w:t>あたしはひとつだけ言う。お金の話じゃなくて、順番の話だと思う。待った人が先に損をしない順番。原告のみんな、いちばん待った人から、いちばん安く買われるんだよ、このやり方は。</w:t>
       </w:r>
     </w:p>
     <w:p>
@@ -3415,7 +3415,7 @@
           <w:color w:val="555555"/>
           <w:sz w:val="22"/>
         </w:rPr>
-        <w:t>(みんなが、ゆっくり、箸を取る。遼が、遠藤の椀に先に汁を注ぐ。遠藤が、目を細める。)</w:t>
+        <w:t>(みんなが、ゆっくり、箸を取る。遼が遠藤の椀に先に汁を注ぐ。遠藤が目を細める。)</w:t>
       </w:r>
     </w:p>
     <w:p>
@@ -3438,7 +3438,7 @@
           <w:i w:val="0"/>
           <w:sz w:val="22"/>
         </w:rPr>
-        <w:t>「一番長く待った方から」、か。……先生の茶と、同じだ。</w:t>
+        <w:t>「一番長く待った方から」、か。……先生の茶と同じだ。</w:t>
       </w:r>
     </w:p>
     <w:p>
@@ -3603,7 +3603,7 @@
           <w:i w:val="0"/>
           <w:sz w:val="22"/>
         </w:rPr>
-        <w:t>……学校から、連絡来るから。宿題、ちゃんと。</w:t>
+        <w:t>……学校から、連絡来るから。宿題ちゃんと。</w:t>
       </w:r>
     </w:p>
     <w:p>
@@ -3728,7 +3728,7 @@
           <w:i w:val="0"/>
           <w:sz w:val="22"/>
         </w:rPr>
-        <w:t>集まれなくなります。そうなると、個別に会うしかない。電話か、訪問か。</w:t>
+        <w:t>集まれなくなります。そうなると個別に会うしかない。電話か、訪問か。</w:t>
       </w:r>
     </w:p>
     <w:p>
@@ -3830,7 +3830,7 @@
           <w:i w:val="0"/>
           <w:sz w:val="22"/>
         </w:rPr>
-        <w:t>大変なの。だから、手伝うの。(陸に)陸、悪いけど、しばらく、先に晩ご飯、自分で温めて食べな。</w:t>
+        <w:t>大変なの。だから手伝うの。(陸に)陸、悪いけど、しばらく、先に晩ご飯、自分で温めて食べな。</w:t>
       </w:r>
     </w:p>
     <w:p>
@@ -4003,7 +4003,7 @@
           <w:color w:val="555555"/>
           <w:sz w:val="22"/>
         </w:rPr>
-        <w:t>(遼が、鉄瓶の前に立ち、湯呑みを三つ並べる。陸と、三浦と、自分。)</w:t>
+        <w:t>(遼が鉄瓶の前に立ち、湯呑みを三つ並べる。陸と三浦と自分。)</w:t>
       </w:r>
     </w:p>
     <w:p>
@@ -4049,7 +4049,7 @@
           <w:i w:val="0"/>
           <w:sz w:val="22"/>
         </w:rPr>
-        <w:t>えっ、おれから。</w:t>
+        <w:t>えっおれから。</w:t>
       </w:r>
     </w:p>
     <w:p>
@@ -4072,7 +4072,7 @@
           <w:i w:val="0"/>
           <w:sz w:val="22"/>
         </w:rPr>
-        <w:t>今日、いちばん長く待ってたのは、陸くんだから。(陸の前に湯呑みを置く)</w:t>
+        <w:t>今日いちばん長く待ってたのは、陸くんだから。(陸の前に湯呑みを置く)</w:t>
       </w:r>
     </w:p>
     <w:p>
@@ -4095,7 +4095,7 @@
           <w:i w:val="0"/>
           <w:sz w:val="22"/>
         </w:rPr>
-        <w:t>……熱っ。これ、ほうじ茶か。</w:t>
+        <w:t>……熱っ。これほうじ茶か。</w:t>
       </w:r>
     </w:p>
     <w:p>
@@ -4344,7 +4344,7 @@
           <w:i w:val="0"/>
           <w:sz w:val="22"/>
         </w:rPr>
-        <w:t>ありがとう。(湯呑みを二つ出す)先生、いただきます。……ああ、あったかい。</w:t>
+        <w:t>ありがとう。(湯呑みを二つ出す)先生いただきます。……ああ、あったかい。</w:t>
       </w:r>
     </w:p>
     <w:p>
@@ -4446,7 +4446,7 @@
           <w:i w:val="0"/>
           <w:sz w:val="22"/>
         </w:rPr>
-        <w:t>先生。私ね、怖かったの。判決が出る前に頭が、おぼつかなくなるのが。この前、お茶を淹れようとして、鍋にそのまま、お湯を捨てちゃった。</w:t>
+        <w:t>先生。私ね怖かったの。判決が出る前に頭が、おぼつかなくなるのが。この前お茶を淹れようとして、鍋にそのまま、お湯を捨てちゃった。</w:t>
       </w:r>
     </w:p>
     <w:p>
@@ -4492,7 +4492,7 @@
           <w:i w:val="0"/>
           <w:sz w:val="22"/>
         </w:rPr>
-        <w:t>判決のとき、生きていても「この裁判、誰のだったかしら」と、ぼんやり思っているようになるのが、嫌なの。それなら、今日の確かな二百八十万円を、娘の家で孫の学費にしたほうがいいと、思ったの。</w:t>
+        <w:t>判決のとき、生きていても「この裁判、誰のだったかしら」とぼんやり思っているようになるのが、嫌なの。それなら今日の確かな二百八十万円を、娘の家で孫の学費にしたほうがいいと、思ったの。</w:t>
       </w:r>
     </w:p>
     <w:p>
@@ -4561,7 +4561,7 @@
           <w:i w:val="0"/>
           <w:sz w:val="22"/>
         </w:rPr>
-        <w:t>申し上げられません。野島さんが決めたことを、私が、よいとも悪いとも言うのは、違うと思うので。</w:t>
+        <w:t>申し上げられません。野島さんが決めたことを、私がよいとも悪いとも言うのは、違うと思うので。</w:t>
       </w:r>
     </w:p>
     <w:p>
@@ -4732,7 +4732,7 @@
           <w:i w:val="0"/>
           <w:sz w:val="22"/>
         </w:rPr>
-        <w:t>小町はただ、あせていくだけじゃない。あせていく自分をそのまま、歌にして残したの。残ったから、千年、私たちは読めるの。……私は色があせても何も残せない。だから、先生が、残してほしい。判決が出る日まで。</w:t>
+        <w:t>小町はただ、あせていくだけじゃない。あせていく自分をそのまま、歌にして残したの。残ったから、千年、私たちは読めるの。……私は色があせても何も残せない。だから、先生が残してほしい。判決が出る日まで。</w:t>
       </w:r>
     </w:p>
     <w:p>
@@ -4892,7 +4892,7 @@
           <w:color w:val="555555"/>
           <w:sz w:val="22"/>
         </w:rPr>
-        <w:t>(3月13日(金)、午前10時。奥浜地方裁判所、本庁舎の前。入口に消毒液とサーモグラフィー。傍聴券は先着二十席に限られ、並べない原告は向かいの駐車場で傘を差して待っている。法廷の傍聴席は一席おきに「使用不可」の貼り紙。原告席に浜野と遼、三浦。被告席に大槻と、少し離れて、法務省の細川。左右に片岡裁判長、陪席二人。)</w:t>
+        <w:t>(3月13日(金)、午前10時。奥浜地方裁判所、本庁舎の前。入口に消毒液とサーモグラフィー。傍聴券は先着二十席に限られ、並べない原告は向かいの駐車場で傘を差して待っている。法廷の傍聴席は一席おきに「使用不可」の貼り紙。原告席に浜野と遼、三浦。被告席に大槻と少し離れて、法務省の細川。左右に片岡裁判長、陪席二人。)</w:t>
       </w:r>
     </w:p>
     <w:p>
@@ -5007,7 +5007,7 @@
           <w:i w:val="0"/>
           <w:sz w:val="22"/>
         </w:rPr>
-        <w:t>陳述いたします。請求の棄却を求め、原告らの主張する損害については、争います。なお、被告電力は原告の皆さまのご事情に配慮し、別途、個別の協議の場を設けておりますことを、念のため申し添えます。</w:t>
+        <w:t>陳述いたします。請求の棄却を求め、原告らの主張する損害については、争います。なお被告電力は原告の皆さまのご事情に配慮し、別途、個別の協議の場を設けておりますことを、念のため申し添えます。</w:t>
       </w:r>
     </w:p>
     <w:p>
@@ -5040,7 +5040,7 @@
           <w:i w:val="0"/>
           <w:sz w:val="22"/>
         </w:rPr>
-        <w:t>裁判長。ただいまの発言のうち、「個別の協議」の部分について、本件の審理とは関係ないものと理解しています。ただ、申し添えるのであれば、原告ら代理人としても、ひとつ、申し添えます。協議の案内が届いた原告は、すでに数十名に及んでいます。</w:t>
+        <w:t>裁判長。ただいまの発言のうち、「個別の協議」の部分について、本件の審理とは関係ないものと理解しています。ただ申し添えるのであれば、原告ら代理人としても、ひとつ、申し添えます。協議の案内が届いた原告は、すでに数十名に及んでいます。</w:t>
       </w:r>
     </w:p>
     <w:p>
@@ -5063,7 +5063,7 @@
           <w:i w:val="0"/>
           <w:sz w:val="22"/>
         </w:rPr>
-        <w:t>原告代理人。本件の審理に関係ない事項は、記録に残しません。ただし、被告の協議が、訴訟外の自由な意思決定に基づくものであることは、双方、念頭に置いてください。</w:t>
+        <w:t>原告代理人。本件の審理に関係ない事項は、記録に残しません。ただし被告の協議が訴訟外の自由な意思決定に基づくものであることは、双方、念頭に置いてください。</w:t>
       </w:r>
     </w:p>
     <w:p>
@@ -5208,7 +5208,7 @@
           <w:i w:val="0"/>
           <w:sz w:val="22"/>
         </w:rPr>
-        <w:t>難しいことは、先生方にお任せします。おらからはひとつだけ。この裁判が始まってから、おらたちの間に、手紙が来ました。金の手紙です。もらいたいやつを、おらは責めません。責めたくなる自分も、責めません。だども判決の紙に「波戸の浜は確かにここにあった」って、書いてもらいてえんだ。おらたちが、いなくなる前に。以上です。</w:t>
+        <w:t>難しいことは、先生方にお任せします。おらからはひとつだけ。この裁判が始まってから、おらたちの間に、手紙が来ました。金の手紙です。もらいたいやつを、おらは責めません。責めたくなる自分も、責めません。だども判決の紙に「波戸の浜は確かにここにあった」って、書いてもらいてえんだ。おらたちがいなくなる前に。以上です。</w:t>
       </w:r>
     </w:p>
     <w:p>
@@ -5345,7 +5345,7 @@
           <w:i w:val="0"/>
           <w:sz w:val="22"/>
         </w:rPr>
-        <w:t>高専。三年次編入。さっき、スマホで見た。受験番号、あった。</w:t>
+        <w:t>高専。三年次編入。さっきスマホで見た。受験番号、あった。</w:t>
       </w:r>
     </w:p>
     <w:p>
@@ -5360,7 +5360,7 @@
           <w:color w:val="555555"/>
           <w:sz w:val="22"/>
         </w:rPr>
-        <w:t>(和代が、口を両手で押さえる。遠藤が、杖をついたまま、立ち上がって、翔太の肩をぽんと叩く。)</w:t>
+        <w:t>(和代が口を両手で押さえる。遠藤が杖をついたまま、立ち上がって、翔太の肩をぽんと叩く。)</w:t>
       </w:r>
     </w:p>
     <w:p>
@@ -5406,7 +5406,7 @@
           <w:i w:val="0"/>
           <w:sz w:val="22"/>
         </w:rPr>
-        <w:t>うん。……四月から、通う。学費は奨学金と、会社の休職制度と。……母さん、そっちのお金、二百八十万円はいらねえ。</w:t>
+        <w:t>うん。……四月から、通う。学費は奨学金と会社の休職制度と。……母さん、そっちのお金、二百八十万円はいらねえ。</w:t>
       </w:r>
     </w:p>
     <w:p>
@@ -5429,7 +5429,7 @@
           <w:i w:val="0"/>
           <w:sz w:val="22"/>
         </w:rPr>
-        <w:t>馬鹿。そんなこと、今、言わなくていいの。</w:t>
+        <w:t>馬鹿。そんなこと今、言わなくていいの。</w:t>
       </w:r>
     </w:p>
     <w:p>
@@ -5467,7 +5467,7 @@
           <w:color w:val="555555"/>
           <w:sz w:val="22"/>
         </w:rPr>
-        <w:t>(少し離れたところで、大槻が、鞄を抱えて、遼に近づく。)</w:t>
+        <w:t>(少し離れたところで、大槻が鞄を抱えて、遼に近づく。)</w:t>
       </w:r>
     </w:p>
     <w:p>
@@ -5783,7 +5783,7 @@
           <w:color w:val="555555"/>
           <w:sz w:val="22"/>
         </w:rPr>
-        <w:t>(正午のサイレンが鳴る。ロビーの高い窓から、薄い日が差す。大城が、柚木に小声で話しかけている。浜野が、遠藤にベンチを譲ろうとして、断られている。)</w:t>
+        <w:t>(正午のサイレンが鳴る。ロビーの高い窓から、薄い日が差す。大城が柚木に小声で話しかけている。浜野が、遠藤にベンチを譲ろうとして、断られている。)</w:t>
       </w:r>
     </w:p>
     <w:p>
